--- a/papers/论文B_english.docx
+++ b/papers/论文B_english.docx
@@ -500,7 +500,79 @@
         <w:t xml:space="preserve">[22]</w:t>
       </w:r>
       <w:r>
-        <w:t xml:space="preserve">). This literature is relevant here for a methodological reason: it demonstrates that the instrument can dominate the result, which is precisely the concern our robustness framework addresses for text corpora.</w:t>
+        <w:t xml:space="preserve">). A complementary survey maps cultural awareness in language models across text and non-text modalities (Pawar </w:t>
+      </w:r>
+      <w:r>
+        <w:rPr>
+          <w:rStyle w:val="XT外文斜体"/>
+        </w:rPr>
+        <w:t xml:space="preserve">et al.</w:t>
+      </w:r>
+      <w:r>
+        <w:t xml:space="preserve">, 2025</w:t>
+      </w:r>
+      <w:r>
+        <w:rPr>
+          <w:rStyle w:val="XT引文编号"/>
+        </w:rPr>
+        <w:t xml:space="preserve">[24]</w:t>
+      </w:r>
+      <w:r>
+        <w:t xml:space="preserve">). Recent studies also show that simulated survey responses lack the diversity of real populations (Liu </w:t>
+      </w:r>
+      <w:r>
+        <w:rPr>
+          <w:rStyle w:val="XT外文斜体"/>
+        </w:rPr>
+        <w:t xml:space="preserve">et al.</w:t>
+      </w:r>
+      <w:r>
+        <w:t xml:space="preserve">, 2025</w:t>
+      </w:r>
+      <w:r>
+        <w:rPr>
+          <w:rStyle w:val="XT引文编号"/>
+        </w:rPr>
+        <w:t xml:space="preserve">[25]</w:t>
+      </w:r>
+      <w:r>
+        <w:t xml:space="preserve">) and that writing assistants measurably homogenize prose toward Western stylistic norms while diminishing cultural nuance (Agarwal </w:t>
+      </w:r>
+      <w:r>
+        <w:rPr>
+          <w:rStyle w:val="XT外文斜体"/>
+        </w:rPr>
+        <w:t xml:space="preserve">et al.</w:t>
+      </w:r>
+      <w:r>
+        <w:t xml:space="preserve">, 2025</w:t>
+      </w:r>
+      <w:r>
+        <w:rPr>
+          <w:rStyle w:val="XT引文编号"/>
+        </w:rPr>
+        <w:t xml:space="preserve">[26]</w:t>
+      </w:r>
+      <w:r>
+        <w:t xml:space="preserve">). Underlying much of this work is a deeper critique of measurement itself: psychological instruments and their samples are disproportionately drawn from Western, educated, industrialized populations, so that "human" baselines are in fact parochial (Atari </w:t>
+      </w:r>
+      <w:r>
+        <w:rPr>
+          <w:rStyle w:val="XT外文斜体"/>
+        </w:rPr>
+        <w:t xml:space="preserve">et al.</w:t>
+      </w:r>
+      <w:r>
+        <w:t xml:space="preserve">, 2023a</w:t>
+      </w:r>
+      <w:r>
+        <w:rPr>
+          <w:rStyle w:val="XT引文编号"/>
+        </w:rPr>
+        <w:t xml:space="preserve">[27]</w:t>
+      </w:r>
+      <w:r>
+        <w:t xml:space="preserve">). This literature is relevant here for a methodological reason: it demonstrates that the instrument can dominate the result, which is precisely the concern our robustness framework addresses for text corpora—and it motivates our refusal to adopt any culture's profile as the measurement baseline.</w:t>
       </w:r>
     </w:p>
     <w:p>
@@ -1486,6 +1558,47 @@
       </w:r>
     </w:p>
     <w:p>
+      <w:r>
+        <w:t xml:space="preserve">The questionnaire-item anchor deserves emphasis, because it connects our pipeline to a growing methodological literature on anchoring text analysis in psychometric instruments rather than derived word lists (Atari </w:t>
+      </w:r>
+      <w:r>
+        <w:rPr>
+          <w:rStyle w:val="XT外文斜体"/>
+        </w:rPr>
+        <w:t xml:space="preserve">et al.</w:t>
+      </w:r>
+      <w:r>
+        <w:t xml:space="preserve">, 2023b</w:t>
+      </w:r>
+      <w:r>
+        <w:rPr>
+          <w:rStyle w:val="XT引文编号"/>
+        </w:rPr>
+        <w:t xml:space="preserve">[28]</w:t>
+      </w:r>
+      <w:r>
+        <w:t xml:space="preserve">). Recent work in communication methodology likewise argues that language models must be validated against the constructs they are claimed to measure, and that instruction design materially changes both validity and bias (Laurer </w:t>
+      </w:r>
+      <w:r>
+        <w:rPr>
+          <w:rStyle w:val="XT外文斜体"/>
+        </w:rPr>
+        <w:t xml:space="preserve">et al.</w:t>
+      </w:r>
+      <w:r>
+        <w:t xml:space="preserve">, 2024</w:t>
+      </w:r>
+      <w:r>
+        <w:rPr>
+          <w:rStyle w:val="XT引文编号"/>
+        </w:rPr>
+        <w:t xml:space="preserve">[29]</w:t>
+      </w:r>
+      <w:r>
+        <w:t xml:space="preserve">). Our four-fold framework is designed to be a concrete instantiation of that principle for cross-lingual cultural measurement.</w:t>
+      </w:r>
+    </w:p>
+    <w:p>
       <w:pPr>
         <w:pStyle w:val="1"/>
       </w:pPr>
@@ -4180,7 +4293,25 @@
     </w:p>
     <w:p>
       <w:r>
-        <w:t xml:space="preserve">Third, we demonstrate a symmetric measurement stance. Treating one culture's profile as the baseline against which others are scored is not only an ethical problem but a measurement error: it converts register differences into apparent deficits and obscures the internal coherence of each profile. Our results show that the Chinese value register is internally consistent, temporally stable, and shared across state, media, and public discourse—an object of study in its own right, not a deviation from a presumed norm.</w:t>
+        <w:t xml:space="preserve">Third, we demonstrate a symmetric measurement stance. Treating one culture's profile as the baseline against which others are scored is not only an ethical problem but a measurement error: it converts register differences into apparent deficits and obscures the internal coherence of each profile. The same logic has been pressed against psychology's own sampling base, where instruments calibrated on Western populations are treated as universal (Atari </w:t>
+      </w:r>
+      <w:r>
+        <w:rPr>
+          <w:rStyle w:val="XT外文斜体"/>
+        </w:rPr>
+        <w:t xml:space="preserve">et al.</w:t>
+      </w:r>
+      <w:r>
+        <w:t xml:space="preserve">, 2023a</w:t>
+      </w:r>
+      <w:r>
+        <w:rPr>
+          <w:rStyle w:val="XT引文编号"/>
+        </w:rPr>
+        <w:t xml:space="preserve">[27]</w:t>
+      </w:r>
+      <w:r>
+        <w:t xml:space="preserve">); our results extend that critique to computational measurement of culture. Our results show that the Chinese value register is internally consistent, temporally stable, and shared across state, media, and public discourse—an object of study in its own right, not a deviation from a presumed norm.</w:t>
       </w:r>
     </w:p>
     <w:p>
@@ -4207,6 +4338,117 @@
       </w:pPr>
       <w:r>
         <w:t xml:space="preserve">References</w:t>
+      </w:r>
+    </w:p>
+    <w:p>
+      <w:pPr>
+        <w:pStyle w:val="XT参考文献"/>
+      </w:pPr>
+      <w:r>
+        <w:t xml:space="preserve">[24] Pawar, S., Park, J., Jin, J., &amp; Arora, A. (2025). Survey of cultural awareness in language models: Text and beyond. </w:t>
+      </w:r>
+      <w:r>
+        <w:rPr>
+          <w:rStyle w:val="XT外文斜体"/>
+        </w:rPr>
+        <w:t xml:space="preserve">Computational Linguistics</w:t>
+      </w:r>
+      <w:r>
+        <w:t xml:space="preserve">. https://doi.org/10.1162/coli.a.14</w:t>
+      </w:r>
+    </w:p>
+    <w:p>
+      <w:pPr>
+        <w:pStyle w:val="XT参考文献"/>
+      </w:pPr>
+      <w:r>
+        <w:t xml:space="preserve">[25] Liu, H., Cao, Y., Wu, X., &amp; Qiu, C. (2025). Towards realistic evaluation of cultural value alignment in large language models: Diversity enhancement for survey response simulation. </w:t>
+      </w:r>
+      <w:r>
+        <w:rPr>
+          <w:rStyle w:val="XT外文斜体"/>
+        </w:rPr>
+        <w:t xml:space="preserve">Information Processing &amp; Management</w:t>
+      </w:r>
+      <w:r>
+        <w:t xml:space="preserve">, </w:t>
+      </w:r>
+      <w:r>
+        <w:rPr>
+          <w:rStyle w:val="XT外文斜体"/>
+        </w:rPr>
+        <w:t xml:space="preserve">62</w:t>
+      </w:r>
+      <w:r>
+        <w:t xml:space="preserve">(4), 104099. https://doi.org/10.1016/j.ipm.2025.104099</w:t>
+      </w:r>
+    </w:p>
+    <w:p>
+      <w:pPr>
+        <w:pStyle w:val="XT参考文献"/>
+      </w:pPr>
+      <w:r>
+        <w:t xml:space="preserve">[26] Agarwal, D., Naaman, M., &amp; Vashistha, A. (2025). AI suggestions homogenize writing toward Western styles and diminish cultural nuances. In </w:t>
+      </w:r>
+      <w:r>
+        <w:rPr>
+          <w:rStyle w:val="XT外文斜体"/>
+        </w:rPr>
+        <w:t xml:space="preserve">Proceedings of the 2025 CHI Conference on Human Factors in Computing Systems</w:t>
+      </w:r>
+      <w:r>
+        <w:t xml:space="preserve">. https://doi.org/10.1145/3706598.3713564</w:t>
+      </w:r>
+    </w:p>
+    <w:p>
+      <w:pPr>
+        <w:pStyle w:val="XT参考文献"/>
+      </w:pPr>
+      <w:r>
+        <w:t xml:space="preserve">[27] Atari, M., Xue, M. J., Park, P. S., Blasi, D. E., &amp; Henrich, J. (2023a). Which humans? </w:t>
+      </w:r>
+      <w:r>
+        <w:rPr>
+          <w:rStyle w:val="XT外文斜体"/>
+        </w:rPr>
+        <w:t xml:space="preserve">PsyArXiv</w:t>
+      </w:r>
+      <w:r>
+        <w:t xml:space="preserve">. https://doi.org/10.31234/osf.io/5b26t</w:t>
+      </w:r>
+    </w:p>
+    <w:p>
+      <w:pPr>
+        <w:pStyle w:val="XT参考文献"/>
+      </w:pPr>
+      <w:r>
+        <w:t xml:space="preserve">[28] Atari, M., Omrani, A., &amp; Dehghani, M. (2023b). Contextualized construct representation: Leveraging psychometric scales to advance theory-driven text analysis. </w:t>
+      </w:r>
+      <w:r>
+        <w:rPr>
+          <w:rStyle w:val="XT外文斜体"/>
+        </w:rPr>
+        <w:t xml:space="preserve">PsyArXiv</w:t>
+      </w:r>
+      <w:r>
+        <w:t xml:space="preserve">. https://doi.org/10.31234/osf.io/m93pd</w:t>
+      </w:r>
+    </w:p>
+    <w:p>
+      <w:pPr>
+        <w:pStyle w:val="XT参考文献"/>
+      </w:pPr>
+      <w:r>
+        <w:t xml:space="preserve">[29] Laurer, M., van Atteveldt, W., Casas, A., &amp; Welbers, K. (2024). On measurement validity and language models: Increasing validity and decreasing bias with instructions. </w:t>
+      </w:r>
+      <w:r>
+        <w:rPr>
+          <w:rStyle w:val="XT外文斜体"/>
+        </w:rPr>
+        <w:t xml:space="preserve">Communication Methods and Measures</w:t>
+      </w:r>
+      <w:r>
+        <w:t xml:space="preserve">. https://doi.org/10.1080/19312458.2024.2378690</w:t>
       </w:r>
     </w:p>
     <w:p>
